--- a/信息可视化/Output/教案/教案_第5周_数据情绪与生成艺术.docx
+++ b/信息可视化/Output/教案/教案_第5周_数据情绪与生成艺术.docx
@@ -299,7 +299,7 @@
                 <w:kern w:val="0"/>
                 <w:sz w:val="24"/>
               </w:rPr>
-              <w:t xml:space="preserve">24数字媒体艺术影视班：第 5 周，周五1-5节</w:t>
+              <w:t xml:space="preserve">24数字媒体艺术影视班：第 11 周，周日7-11节</w:t>
             </w:r>
           </w:p>
           <w:p>
@@ -961,7 +961,7 @@
                 <w:kern w:val="0"/>
                 <w:sz w:val="24"/>
               </w:rPr>
-              <w:t xml:space="preserve">必读书目：</w:t>
+              <w:t xml:space="preserve">课前指定阅读教材与章节：</w:t>
             </w:r>
           </w:p>
           <w:p>
@@ -985,7 +985,31 @@
                 <w:kern w:val="0"/>
                 <w:sz w:val="24"/>
               </w:rPr>
-              <w:t xml:space="preserve">郝亚维, 张博文：信息可视化设计[M]. 电子工业出版社, 2023.</w:t>
+              <w:t xml:space="preserve">《信息可视化设计》第五章 信息可视化设计课堂作业的实现与完成</w:t>
+            </w:r>
+          </w:p>
+          <w:p>
+            <w:pPr>
+              <w:widowControl/>
+              <w:spacing w:before="40" w:after="40" w:line="400" w:lineRule="exact"/>
+              <w:ind w:leftChars="50" w:left="105" w:rightChars="50" w:right="105" w:firstLineChars="200" w:firstLine="480"/>
+              <w:rPr>
+                <w:rFonts w:ascii="FangSong" w:eastAsia="FangSong" w:hAnsi="FangSong" w:cs="FangSong_GB2312"/>
+                <w:bCs/>
+                <w:color w:val="333333"/>
+                <w:kern w:val="0"/>
+                <w:sz w:val="24"/>
+              </w:rPr>
+            </w:pPr>
+            <w:r>
+              <w:rPr>
+                <w:rFonts w:ascii="FangSong" w:eastAsia="FangSong" w:hAnsi="FangSong" w:cs="FangSong_GB2312" w:hint="eastAsia"/>
+                <w:bCs/>
+                <w:color w:val="333333"/>
+                <w:kern w:val="0"/>
+                <w:sz w:val="24"/>
+              </w:rPr>
+              <w:t xml:space="preserve">Munzner Ch8/Ch9 空间数据排布；网络与树的排布</w:t>
             </w:r>
           </w:p>
         </w:tc>

--- a/信息可视化/Output/教案/教案_第5周_数据情绪与生成艺术.docx
+++ b/信息可视化/Output/教案/教案_第5周_数据情绪与生成艺术.docx
@@ -36,8 +36,8 @@
       </w:tblPr>
       <w:tblGrid>
         <w:gridCol w:w="1246"/>
-        <w:gridCol w:w="3894"/>
-        <w:gridCol w:w="3810"/>
+        <w:gridCol w:w="1740"/>
+        <w:gridCol w:w="5964"/>
       </w:tblGrid>
       <w:tr>
         <w:trPr>
@@ -66,15 +66,15 @@
               <w:jc w:val="center"/>
               <w:rPr>
                 <w:rFonts w:ascii="FangSong_GB2312" w:eastAsia="FangSong_GB2312" w:hAnsi="FangSong_GB2312" w:cs="FangSong_GB2312"/>
-                <w:color w:val="333333"/>
-                <w:kern w:val="0"/>
-                <w:sz w:val="24"/>
-              </w:rPr>
-            </w:pPr>
-            <w:r>
-              <w:rPr>
-                <w:rFonts w:ascii="FangSong_GB2312" w:eastAsia="FangSong_GB2312" w:hAnsi="FangSong_GB2312" w:cs="FangSong_GB2312" w:hint="eastAsia"/>
-                <w:color w:val="FF0000"/>
+                <w:color w:val="000000"/>
+                <w:kern w:val="0"/>
+                <w:sz w:val="24"/>
+              </w:rPr>
+            </w:pPr>
+            <w:r>
+              <w:rPr>
+                <w:rFonts w:ascii="FangSong_GB2312" w:eastAsia="FangSong_GB2312" w:hAnsi="FangSong_GB2312" w:cs="FangSong_GB2312" w:hint="eastAsia"/>
+                <w:color w:val="000000"/>
                 <w:kern w:val="0"/>
                 <w:sz w:val="24"/>
               </w:rPr>
@@ -106,15 +106,15 @@
               <w:jc w:val="center"/>
               <w:rPr>
                 <w:rFonts w:ascii="FangSong_GB2312" w:eastAsia="FangSong_GB2312" w:hAnsi="FangSong_GB2312" w:cs="FangSong_GB2312"/>
-                <w:color w:val="333333"/>
-                <w:kern w:val="0"/>
-                <w:sz w:val="24"/>
-              </w:rPr>
-            </w:pPr>
-            <w:r>
-              <w:rPr>
-                <w:rFonts w:ascii="FangSong_GB2312" w:eastAsia="FangSong_GB2312" w:hAnsi="FangSong_GB2312" w:cs="FangSong_GB2312" w:hint="eastAsia"/>
-                <w:color w:val="FF0000"/>
+                <w:color w:val="000000"/>
+                <w:kern w:val="0"/>
+                <w:sz w:val="24"/>
+              </w:rPr>
+            </w:pPr>
+            <w:r>
+              <w:rPr>
+                <w:rFonts w:ascii="FangSong_GB2312" w:eastAsia="FangSong_GB2312" w:hAnsi="FangSong_GB2312" w:cs="FangSong_GB2312" w:hint="eastAsia"/>
+                <w:color w:val="000000"/>
                 <w:kern w:val="0"/>
                 <w:sz w:val="24"/>
               </w:rPr>
@@ -150,15 +150,15 @@
               <w:jc w:val="center"/>
               <w:rPr>
                 <w:rFonts w:ascii="FangSong_GB2312" w:eastAsia="FangSong_GB2312" w:hAnsi="FangSong_GB2312" w:cs="FangSong_GB2312"/>
-                <w:color w:val="333333"/>
-                <w:kern w:val="0"/>
-                <w:sz w:val="24"/>
-              </w:rPr>
-            </w:pPr>
-            <w:r>
-              <w:rPr>
-                <w:rFonts w:ascii="FangSong_GB2312" w:eastAsia="FangSong_GB2312" w:hAnsi="FangSong_GB2312" w:cs="FangSong_GB2312" w:hint="eastAsia"/>
-                <w:color w:val="FF0000"/>
+                <w:color w:val="000000"/>
+                <w:kern w:val="0"/>
+                <w:sz w:val="24"/>
+              </w:rPr>
+            </w:pPr>
+            <w:r>
+              <w:rPr>
+                <w:rFonts w:ascii="FangSong_GB2312" w:eastAsia="FangSong_GB2312" w:hAnsi="FangSong_GB2312" w:cs="FangSong_GB2312" w:hint="eastAsia"/>
+                <w:color w:val="000000"/>
                 <w:kern w:val="0"/>
                 <w:sz w:val="24"/>
               </w:rPr>
@@ -190,15 +190,15 @@
               <w:jc w:val="center"/>
               <w:rPr>
                 <w:rFonts w:ascii="FangSong_GB2312" w:eastAsia="FangSong_GB2312" w:hAnsi="FangSong_GB2312" w:cs="FangSong_GB2312"/>
-                <w:color w:val="333333"/>
-                <w:kern w:val="0"/>
-                <w:sz w:val="24"/>
-              </w:rPr>
-            </w:pPr>
-            <w:r>
-              <w:rPr>
-                <w:rFonts w:ascii="FangSong_GB2312" w:eastAsia="FangSong_GB2312" w:hAnsi="FangSong_GB2312" w:cs="FangSong_GB2312" w:hint="eastAsia"/>
-                <w:color w:val="FF0000"/>
+                <w:color w:val="000000"/>
+                <w:kern w:val="0"/>
+                <w:sz w:val="24"/>
+              </w:rPr>
+            </w:pPr>
+            <w:r>
+              <w:rPr>
+                <w:rFonts w:ascii="FangSong_GB2312" w:eastAsia="FangSong_GB2312" w:hAnsi="FangSong_GB2312" w:cs="FangSong_GB2312" w:hint="eastAsia"/>
+                <w:color w:val="000000"/>
                 <w:kern w:val="0"/>
                 <w:sz w:val="24"/>
               </w:rPr>
@@ -1151,7 +1151,7 @@
         </w:tc>
         <w:tc>
           <w:tcPr>
-            <w:tcW w:w="3894" w:type="dxa"/>
+            <w:tcW w:w="1740" w:type="dxa"/>
             <w:tcBorders>
               <w:top w:val="single" w:sz="4" w:space="0" w:color="auto"/>
               <w:left w:val="single" w:sz="4" w:space="0" w:color="auto"/>
@@ -1186,7 +1186,7 @@
         </w:tc>
         <w:tc>
           <w:tcPr>
-            <w:tcW w:w="3810" w:type="dxa"/>
+            <w:tcW w:w="5964" w:type="dxa"/>
             <w:tcBorders>
               <w:top w:val="single" w:sz="4" w:space="0" w:color="auto"/>
               <w:left w:val="single" w:sz="4" w:space="0" w:color="auto"/>
@@ -1246,7 +1246,7 @@
         </w:tc>
         <w:tc>
           <w:tcPr>
-            <w:tcW w:w="3894" w:type="dxa"/>
+            <w:tcW w:w="1740" w:type="dxa"/>
             <w:tcBorders>
               <w:top w:val="single" w:sz="4" w:space="0" w:color="auto"/>
               <w:left w:val="single" w:sz="4" w:space="0" w:color="auto"/>
@@ -1281,7 +1281,7 @@
         </w:tc>
         <w:tc>
           <w:tcPr>
-            <w:tcW w:w="3810" w:type="dxa"/>
+            <w:tcW w:w="5964" w:type="dxa"/>
             <w:tcBorders>
               <w:top w:val="single" w:sz="4" w:space="0" w:color="auto"/>
               <w:left w:val="single" w:sz="4" w:space="0" w:color="auto"/>
@@ -1311,7 +1311,47 @@
                 <w:kern w:val="0"/>
                 <w:sz w:val="24"/>
               </w:rPr>
-              <w:t xml:space="preserve">【教学组织】回顾 W04 ECharts/D3 双轨框架，引出超越表格数据的复杂结构</w:t>
+              <w:t xml:space="preserve">【教学组织】【上次课知识回顾】</w:t>
+            </w:r>
+          </w:p>
+          <w:p>
+            <w:pPr>
+              <w:widowControl/>
+              <w:spacing w:line="400" w:lineRule="exact"/>
+              <w:jc w:val="left"/>
+              <w:rPr>
+                <w:rFonts w:ascii="FangSong_GB2312" w:eastAsia="FangSong_GB2312" w:hAnsi="FangSong_GB2312" w:cs="FangSong_GB2312"/>
+                <w:kern w:val="0"/>
+                <w:sz w:val="24"/>
+              </w:rPr>
+            </w:pPr>
+            <w:r>
+              <w:rPr>
+                <w:rFonts w:ascii="FangSong_GB2312" w:eastAsia="FangSong_GB2312" w:hAnsi="FangSong_GB2312" w:cs="FangSong_GB2312" w:hint="eastAsia"/>
+                <w:kern w:val="0"/>
+                <w:sz w:val="24"/>
+              </w:rPr>
+              <w:t xml:space="preserve">1. 回顾 W04 ECharts/D3 双轨框架，引出超越表格数据的复杂结构</w:t>
+            </w:r>
+          </w:p>
+          <w:p>
+            <w:pPr>
+              <w:widowControl/>
+              <w:spacing w:line="400" w:lineRule="exact"/>
+              <w:jc w:val="left"/>
+              <w:rPr>
+                <w:rFonts w:ascii="FangSong_GB2312" w:eastAsia="FangSong_GB2312" w:hAnsi="FangSong_GB2312" w:cs="FangSong_GB2312"/>
+                <w:kern w:val="0"/>
+                <w:sz w:val="24"/>
+              </w:rPr>
+            </w:pPr>
+            <w:r>
+              <w:rPr>
+                <w:rFonts w:ascii="FangSong_GB2312" w:eastAsia="FangSong_GB2312" w:hAnsi="FangSong_GB2312" w:cs="FangSong_GB2312" w:hint="eastAsia"/>
+                <w:kern w:val="0"/>
+                <w:sz w:val="24"/>
+              </w:rPr>
+              <w:t xml:space="preserve">2. 检查学生对前置知识的掌握情况，建立新旧知识的逻辑桥梁。</w:t>
             </w:r>
           </w:p>
           <w:p>
@@ -1402,7 +1442,7 @@
         </w:tc>
         <w:tc>
           <w:tcPr>
-            <w:tcW w:w="3894" w:type="dxa"/>
+            <w:tcW w:w="1740" w:type="dxa"/>
             <w:tcBorders>
               <w:top w:val="single" w:sz="4" w:space="0" w:color="auto"/>
               <w:left w:val="single" w:sz="4" w:space="0" w:color="auto"/>
@@ -1438,7 +1478,7 @@
         </w:tc>
         <w:tc>
           <w:tcPr>
-            <w:tcW w:w="3810" w:type="dxa"/>
+            <w:tcW w:w="5964" w:type="dxa"/>
             <w:tcBorders>
               <w:top w:val="single" w:sz="4" w:space="0" w:color="auto"/>
               <w:left w:val="single" w:sz="4" w:space="0" w:color="auto"/>
@@ -1468,7 +1508,67 @@
                 <w:kern w:val="0"/>
                 <w:sz w:val="24"/>
               </w:rPr>
-              <w:t xml:space="preserve">【教学组织】从社交网络的'看不见的关系'引入网络拓扑与空间数据的概念</w:t>
+              <w:t xml:space="preserve">【教学组织】【课程情境导入】</w:t>
+            </w:r>
+          </w:p>
+          <w:p>
+            <w:pPr>
+              <w:widowControl/>
+              <w:spacing w:line="400" w:lineRule="exact"/>
+              <w:jc w:val="left"/>
+              <w:rPr>
+                <w:rFonts w:ascii="FangSong_GB2312" w:eastAsia="FangSong_GB2312" w:hAnsi="FangSong_GB2312" w:cs="FangSong_GB2312"/>
+                <w:kern w:val="0"/>
+                <w:sz w:val="24"/>
+              </w:rPr>
+            </w:pPr>
+            <w:r>
+              <w:rPr>
+                <w:rFonts w:ascii="FangSong_GB2312" w:eastAsia="FangSong_GB2312" w:hAnsi="FangSong_GB2312" w:cs="FangSong_GB2312" w:hint="eastAsia"/>
+                <w:kern w:val="0"/>
+                <w:sz w:val="24"/>
+              </w:rPr>
+              <w:t xml:space="preserve">1. 从社交网络的'看不见的关系'引入网络拓扑与空间数据的概念</w:t>
+            </w:r>
+          </w:p>
+          <w:p>
+            <w:pPr>
+              <w:widowControl/>
+              <w:spacing w:line="400" w:lineRule="exact"/>
+              <w:jc w:val="left"/>
+              <w:rPr>
+                <w:rFonts w:ascii="FangSong_GB2312" w:eastAsia="FangSong_GB2312" w:hAnsi="FangSong_GB2312" w:cs="FangSong_GB2312"/>
+                <w:kern w:val="0"/>
+                <w:sz w:val="24"/>
+              </w:rPr>
+            </w:pPr>
+            <w:r>
+              <w:rPr>
+                <w:rFonts w:ascii="FangSong_GB2312" w:eastAsia="FangSong_GB2312" w:hAnsi="FangSong_GB2312" w:cs="FangSong_GB2312" w:hint="eastAsia"/>
+                <w:kern w:val="0"/>
+                <w:sz w:val="24"/>
+              </w:rPr>
+              <w:t xml:space="preserve">2. 明确本节课核心聚焦点：力导向图 (Force-directed) 等具有生成艺术属性的可视化形态</w:t>
+            </w:r>
+          </w:p>
+          <w:p>
+            <w:pPr>
+              <w:widowControl/>
+              <w:spacing w:line="400" w:lineRule="exact"/>
+              <w:jc w:val="left"/>
+              <w:rPr>
+                <w:rFonts w:ascii="FangSong_GB2312" w:eastAsia="FangSong_GB2312" w:hAnsi="FangSong_GB2312" w:cs="FangSong_GB2312"/>
+                <w:kern w:val="0"/>
+                <w:sz w:val="24"/>
+              </w:rPr>
+            </w:pPr>
+            <w:r>
+              <w:rPr>
+                <w:rFonts w:ascii="FangSong_GB2312" w:eastAsia="FangSong_GB2312" w:hAnsi="FangSong_GB2312" w:cs="FangSong_GB2312" w:hint="eastAsia"/>
+                <w:kern w:val="0"/>
+                <w:sz w:val="24"/>
+              </w:rPr>
+              <w:t xml:space="preserve">3. 激发学生学习动机与探索兴趣。</w:t>
             </w:r>
           </w:p>
           <w:p>
@@ -1559,7 +1659,7 @@
         </w:tc>
         <w:tc>
           <w:tcPr>
-            <w:tcW w:w="3894" w:type="dxa"/>
+            <w:tcW w:w="1740" w:type="dxa"/>
             <w:tcBorders>
               <w:top w:val="single" w:sz="4" w:space="0" w:color="auto"/>
               <w:left w:val="single" w:sz="4" w:space="0" w:color="auto"/>
@@ -1588,13 +1688,21 @@
                 <w:kern w:val="0"/>
                 <w:sz w:val="24"/>
               </w:rPr>
-              <w:t>新课讲授</w:t>
-            </w:r>
-          </w:p>
-        </w:tc>
-        <w:tc>
-          <w:tcPr>
-            <w:tcW w:w="3810" w:type="dxa"/>
+              <w:t>新课</w:t>
+            </w:r>
+            <w:r>
+              <w:rPr>
+                <w:rFonts w:ascii="FangSong_GB2312" w:eastAsia="FangSong_GB2312" w:hAnsi="FangSong_GB2312" w:cs="FangSong_GB2312" w:hint="eastAsia"/>
+                <w:kern w:val="0"/>
+                <w:sz w:val="24"/>
+              </w:rPr>
+              <w:t>演示</w:t>
+            </w:r>
+          </w:p>
+        </w:tc>
+        <w:tc>
+          <w:tcPr>
+            <w:tcW w:w="5964" w:type="dxa"/>
             <w:tcBorders>
               <w:top w:val="single" w:sz="4" w:space="0" w:color="auto"/>
               <w:left w:val="single" w:sz="4" w:space="0" w:color="auto"/>
@@ -1624,7 +1732,87 @@
                 <w:kern w:val="0"/>
                 <w:sz w:val="24"/>
               </w:rPr>
-              <w:t xml:space="preserve">【教学组织】网络拓扑权衡（Node-Link vs 邻接矩阵）、力导向物理引擎、地理空间编码与面积偏见</w:t>
+              <w:t xml:space="preserve">【教学组织】【核心理论与技能解析】</w:t>
+            </w:r>
+          </w:p>
+          <w:p>
+            <w:pPr>
+              <w:widowControl/>
+              <w:spacing w:line="400" w:lineRule="exact"/>
+              <w:jc w:val="left"/>
+              <w:rPr>
+                <w:rFonts w:ascii="FangSong_GB2312" w:eastAsia="FangSong_GB2312" w:hAnsi="FangSong_GB2312" w:cs="FangSong_GB2312"/>
+                <w:kern w:val="0"/>
+                <w:sz w:val="24"/>
+              </w:rPr>
+            </w:pPr>
+            <w:r>
+              <w:rPr>
+                <w:rFonts w:ascii="FangSong_GB2312" w:eastAsia="FangSong_GB2312" w:hAnsi="FangSong_GB2312" w:cs="FangSong_GB2312" w:hint="eastAsia"/>
+                <w:kern w:val="0"/>
+                <w:sz w:val="24"/>
+              </w:rPr>
+              <w:t xml:space="preserve">1. 授课主线：网络拓扑权衡（Node-Link vs 邻接矩阵）、力导向物理引擎、地理空间编码与面积偏见</w:t>
+            </w:r>
+          </w:p>
+          <w:p>
+            <w:pPr>
+              <w:widowControl/>
+              <w:spacing w:line="400" w:lineRule="exact"/>
+              <w:jc w:val="left"/>
+              <w:rPr>
+                <w:rFonts w:ascii="FangSong_GB2312" w:eastAsia="FangSong_GB2312" w:hAnsi="FangSong_GB2312" w:cs="FangSong_GB2312"/>
+                <w:kern w:val="0"/>
+                <w:sz w:val="24"/>
+              </w:rPr>
+            </w:pPr>
+            <w:r>
+              <w:rPr>
+                <w:rFonts w:ascii="FangSong_GB2312" w:eastAsia="FangSong_GB2312" w:hAnsi="FangSong_GB2312" w:cs="FangSong_GB2312" w:hint="eastAsia"/>
+                <w:kern w:val="0"/>
+                <w:sz w:val="24"/>
+              </w:rPr>
+              <w:t xml:space="preserve">2. 知识点拆解：5.1 无形之境：网络拓扑、地缘隐喻与力导向生成艺术</w:t>
+            </w:r>
+          </w:p>
+          <w:p>
+            <w:pPr>
+              <w:widowControl/>
+              <w:spacing w:line="400" w:lineRule="exact"/>
+              <w:jc w:val="left"/>
+              <w:rPr>
+                <w:rFonts w:ascii="FangSong_GB2312" w:eastAsia="FangSong_GB2312" w:hAnsi="FangSong_GB2312" w:cs="FangSong_GB2312"/>
+                <w:kern w:val="0"/>
+                <w:sz w:val="24"/>
+              </w:rPr>
+            </w:pPr>
+            <w:r>
+              <w:rPr>
+                <w:rFonts w:ascii="FangSong_GB2312" w:eastAsia="FangSong_GB2312" w:hAnsi="FangSong_GB2312" w:cs="FangSong_GB2312" w:hint="eastAsia"/>
+                <w:kern w:val="0"/>
+                <w:sz w:val="24"/>
+              </w:rPr>
+              <w:t xml:space="preserve">3. 重难点突破：针对“如何将抽象的情感数据与粒子系统、动态链接有机结合以实现艺术表达”，采用案例剖析策略。</w:t>
+            </w:r>
+          </w:p>
+          <w:p>
+            <w:pPr>
+              <w:widowControl/>
+              <w:spacing w:line="400" w:lineRule="exact"/>
+              <w:jc w:val="left"/>
+              <w:rPr>
+                <w:rFonts w:ascii="FangSong_GB2312" w:eastAsia="FangSong_GB2312" w:hAnsi="FangSong_GB2312" w:cs="FangSong_GB2312"/>
+                <w:kern w:val="0"/>
+                <w:sz w:val="24"/>
+              </w:rPr>
+            </w:pPr>
+            <w:r>
+              <w:rPr>
+                <w:rFonts w:ascii="FangSong_GB2312" w:eastAsia="FangSong_GB2312" w:hAnsi="FangSong_GB2312" w:cs="FangSong_GB2312" w:hint="eastAsia"/>
+                <w:kern w:val="0"/>
+                <w:sz w:val="24"/>
+              </w:rPr>
+              <w:t xml:space="preserve">4. 支撑目标：[知识1/素质3] 探索《信息可视化设计》第五章提及的区域与事件地图的艺术表达</w:t>
             </w:r>
           </w:p>
           <w:p>
@@ -1744,7 +1932,7 @@
         </w:tc>
         <w:tc>
           <w:tcPr>
-            <w:tcW w:w="3894" w:type="dxa"/>
+            <w:tcW w:w="1740" w:type="dxa"/>
             <w:tcBorders>
               <w:top w:val="single" w:sz="4" w:space="0" w:color="auto"/>
               <w:left w:val="single" w:sz="4" w:space="0" w:color="auto"/>
@@ -1765,7 +1953,7 @@
                 <w:rFonts w:ascii="FangSong_GB2312" w:eastAsia="FangSong_GB2312" w:hAnsi="FangSong_GB2312" w:cs="FangSong_GB2312"/>
                 <w:b/>
                 <w:bCs/>
-                <w:color w:val="FF0000"/>
+                <w:color w:val="000000"/>
                 <w:kern w:val="0"/>
                 <w:sz w:val="24"/>
               </w:rPr>
@@ -1775,7 +1963,7 @@
                 <w:rFonts w:ascii="FangSong_GB2312" w:eastAsia="FangSong_GB2312" w:hAnsi="FangSong_GB2312" w:cs="FangSong_GB2312" w:hint="eastAsia"/>
                 <w:b/>
                 <w:bCs/>
-                <w:color w:val="FF0000"/>
+                <w:color w:val="000000"/>
                 <w:kern w:val="0"/>
                 <w:sz w:val="24"/>
               </w:rPr>
@@ -1785,7 +1973,7 @@
         </w:tc>
         <w:tc>
           <w:tcPr>
-            <w:tcW w:w="3810" w:type="dxa"/>
+            <w:tcW w:w="5964" w:type="dxa"/>
             <w:tcBorders>
               <w:top w:val="single" w:sz="4" w:space="0" w:color="auto"/>
               <w:left w:val="single" w:sz="4" w:space="0" w:color="auto"/>
@@ -1805,33 +1993,103 @@
               <w:jc w:val="left"/>
               <w:rPr>
                 <w:rFonts w:ascii="FangSong_GB2312" w:eastAsia="FangSong_GB2312" w:hAnsi="FangSong_GB2312" w:cs="FangSong_GB2312"/>
-                <w:kern w:val="0"/>
-                <w:sz w:val="24"/>
-              </w:rPr>
-            </w:pPr>
-            <w:r>
-              <w:rPr>
-                <w:rFonts w:ascii="FangSong_GB2312" w:eastAsia="FangSong_GB2312" w:hAnsi="FangSong_GB2312" w:cs="FangSong_GB2312" w:hint="eastAsia"/>
-                <w:kern w:val="0"/>
-                <w:sz w:val="24"/>
-              </w:rPr>
-              <w:t xml:space="preserve">【教学组织】D3 力导向底层崩溃复现 + 原路报红抗压训练 (Bug-driven Prompting) + 生命体极致演化大作</w:t>
-            </w:r>
-          </w:p>
-          <w:p>
-            <w:pPr>
-              <w:widowControl/>
-              <w:spacing w:line="400" w:lineRule="exact"/>
-              <w:jc w:val="left"/>
-              <w:rPr>
-                <w:rFonts w:ascii="FangSong_GB2312" w:eastAsia="FangSong_GB2312" w:hAnsi="FangSong_GB2312" w:cs="FangSong_GB2312"/>
-                <w:kern w:val="0"/>
-                <w:sz w:val="24"/>
-              </w:rPr>
-            </w:pPr>
-            <w:r>
-              <w:rPr>
-                <w:rFonts w:ascii="FangSong_GB2312" w:eastAsia="FangSong_GB2312" w:hAnsi="FangSong_GB2312" w:cs="FangSong_GB2312" w:hint="eastAsia"/>
+                <w:color w:val="000000"/>
+                <w:kern w:val="0"/>
+                <w:sz w:val="24"/>
+              </w:rPr>
+            </w:pPr>
+            <w:r>
+              <w:rPr>
+                <w:rFonts w:ascii="FangSong_GB2312" w:eastAsia="FangSong_GB2312" w:hAnsi="FangSong_GB2312" w:cs="FangSong_GB2312" w:hint="eastAsia"/>
+                <w:color w:val="000000"/>
+                <w:kern w:val="0"/>
+                <w:sz w:val="24"/>
+              </w:rPr>
+              <w:t xml:space="preserve">【教学组织】【课堂实践与操作训练】</w:t>
+            </w:r>
+          </w:p>
+          <w:p>
+            <w:pPr>
+              <w:widowControl/>
+              <w:spacing w:line="400" w:lineRule="exact"/>
+              <w:jc w:val="left"/>
+              <w:rPr>
+                <w:rFonts w:ascii="FangSong_GB2312" w:eastAsia="FangSong_GB2312" w:hAnsi="FangSong_GB2312" w:cs="FangSong_GB2312"/>
+                <w:color w:val="000000"/>
+                <w:kern w:val="0"/>
+                <w:sz w:val="24"/>
+              </w:rPr>
+            </w:pPr>
+            <w:r>
+              <w:rPr>
+                <w:rFonts w:ascii="FangSong_GB2312" w:eastAsia="FangSong_GB2312" w:hAnsi="FangSong_GB2312" w:cs="FangSong_GB2312" w:hint="eastAsia"/>
+                <w:color w:val="000000"/>
+                <w:kern w:val="0"/>
+                <w:sz w:val="24"/>
+              </w:rPr>
+              <w:t xml:space="preserve">1. 实践任务指导：D3 力导向底层崩溃复现 + 原路报红抗压训练 (Bug-driven Prompting) + 生命体极致演化大作</w:t>
+            </w:r>
+          </w:p>
+          <w:p>
+            <w:pPr>
+              <w:widowControl/>
+              <w:spacing w:line="400" w:lineRule="exact"/>
+              <w:jc w:val="left"/>
+              <w:rPr>
+                <w:rFonts w:ascii="FangSong_GB2312" w:eastAsia="FangSong_GB2312" w:hAnsi="FangSong_GB2312" w:cs="FangSong_GB2312"/>
+                <w:color w:val="000000"/>
+                <w:kern w:val="0"/>
+                <w:sz w:val="24"/>
+              </w:rPr>
+            </w:pPr>
+            <w:r>
+              <w:rPr>
+                <w:rFonts w:ascii="FangSong_GB2312" w:eastAsia="FangSong_GB2312" w:hAnsi="FangSong_GB2312" w:cs="FangSong_GB2312" w:hint="eastAsia"/>
+                <w:color w:val="000000"/>
+                <w:kern w:val="0"/>
+                <w:sz w:val="24"/>
+              </w:rPr>
+              <w:t xml:space="preserve">2. 核心任务目标：基于自拟情感议题，使用 D3 力导向引擎构建'数据生命体'作品，截取 3 帧极致美感瞬间并撰写寓意说明。</w:t>
+            </w:r>
+          </w:p>
+          <w:p>
+            <w:pPr>
+              <w:widowControl/>
+              <w:spacing w:line="400" w:lineRule="exact"/>
+              <w:jc w:val="left"/>
+              <w:rPr>
+                <w:rFonts w:ascii="FangSong_GB2312" w:eastAsia="FangSong_GB2312" w:hAnsi="FangSong_GB2312" w:cs="FangSong_GB2312"/>
+                <w:color w:val="000000"/>
+                <w:kern w:val="0"/>
+                <w:sz w:val="24"/>
+              </w:rPr>
+            </w:pPr>
+            <w:r>
+              <w:rPr>
+                <w:rFonts w:ascii="FangSong_GB2312" w:eastAsia="FangSong_GB2312" w:hAnsi="FangSong_GB2312" w:cs="FangSong_GB2312" w:hint="eastAsia"/>
+                <w:color w:val="000000"/>
+                <w:kern w:val="0"/>
+                <w:sz w:val="24"/>
+              </w:rPr>
+              <w:t xml:space="preserve">3. 教师巡回指导，及时发现并纠正学生实践中的认知偏差。</w:t>
+            </w:r>
+          </w:p>
+          <w:p>
+            <w:pPr>
+              <w:widowControl/>
+              <w:spacing w:line="400" w:lineRule="exact"/>
+              <w:jc w:val="left"/>
+              <w:rPr>
+                <w:rFonts w:ascii="FangSong_GB2312" w:eastAsia="FangSong_GB2312" w:hAnsi="FangSong_GB2312" w:cs="FangSong_GB2312"/>
+                <w:color w:val="000000"/>
+                <w:kern w:val="0"/>
+                <w:sz w:val="24"/>
+              </w:rPr>
+            </w:pPr>
+            <w:r>
+              <w:rPr>
+                <w:rFonts w:ascii="FangSong_GB2312" w:eastAsia="FangSong_GB2312" w:hAnsi="FangSong_GB2312" w:cs="FangSong_GB2312" w:hint="eastAsia"/>
+                <w:color w:val="000000"/>
                 <w:kern w:val="0"/>
                 <w:sz w:val="24"/>
               </w:rPr>
@@ -1845,13 +2103,15 @@
               <w:jc w:val="left"/>
               <w:rPr>
                 <w:rFonts w:ascii="FangSong_GB2312" w:eastAsia="FangSong_GB2312" w:hAnsi="FangSong_GB2312" w:cs="FangSong_GB2312"/>
-                <w:kern w:val="0"/>
-                <w:sz w:val="24"/>
-              </w:rPr>
-            </w:pPr>
-            <w:r>
-              <w:rPr>
-                <w:rFonts w:ascii="FangSong_GB2312" w:eastAsia="FangSong_GB2312" w:hAnsi="FangSong_GB2312" w:cs="FangSong_GB2312" w:hint="eastAsia"/>
+                <w:color w:val="000000"/>
+                <w:kern w:val="0"/>
+                <w:sz w:val="24"/>
+              </w:rPr>
+            </w:pPr>
+            <w:r>
+              <w:rPr>
+                <w:rFonts w:ascii="FangSong_GB2312" w:eastAsia="FangSong_GB2312" w:hAnsi="FangSong_GB2312" w:cs="FangSong_GB2312" w:hint="eastAsia"/>
+                <w:color w:val="000000"/>
                 <w:kern w:val="0"/>
                 <w:sz w:val="24"/>
               </w:rPr>
@@ -1865,13 +2125,15 @@
               <w:jc w:val="left"/>
               <w:rPr>
                 <w:rFonts w:ascii="FangSong_GB2312" w:eastAsia="FangSong_GB2312" w:hAnsi="FangSong_GB2312" w:cs="FangSong_GB2312"/>
-                <w:kern w:val="0"/>
-                <w:sz w:val="24"/>
-              </w:rPr>
-            </w:pPr>
-            <w:r>
-              <w:rPr>
-                <w:rFonts w:ascii="FangSong_GB2312" w:eastAsia="FangSong_GB2312" w:hAnsi="FangSong_GB2312" w:cs="FangSong_GB2312" w:hint="eastAsia"/>
+                <w:color w:val="000000"/>
+                <w:kern w:val="0"/>
+                <w:sz w:val="24"/>
+              </w:rPr>
+            </w:pPr>
+            <w:r>
+              <w:rPr>
+                <w:rFonts w:ascii="FangSong_GB2312" w:eastAsia="FangSong_GB2312" w:hAnsi="FangSong_GB2312" w:cs="FangSong_GB2312" w:hint="eastAsia"/>
+                <w:color w:val="000000"/>
                 <w:kern w:val="0"/>
                 <w:sz w:val="24"/>
               </w:rPr>
@@ -1914,7 +2176,7 @@
         </w:tc>
         <w:tc>
           <w:tcPr>
-            <w:tcW w:w="3894" w:type="dxa"/>
+            <w:tcW w:w="1740" w:type="dxa"/>
             <w:tcBorders>
               <w:top w:val="single" w:sz="4" w:space="0" w:color="auto"/>
               <w:left w:val="single" w:sz="4" w:space="0" w:color="auto"/>
@@ -1935,7 +2197,7 @@
                 <w:rFonts w:ascii="FangSong_GB2312" w:eastAsia="FangSong_GB2312" w:hAnsi="FangSong_GB2312" w:cs="FangSong_GB2312"/>
                 <w:b/>
                 <w:bCs/>
-                <w:color w:val="FF0000"/>
+                <w:color w:val="000000"/>
                 <w:kern w:val="0"/>
                 <w:sz w:val="24"/>
               </w:rPr>
@@ -1945,7 +2207,7 @@
                 <w:rFonts w:ascii="FangSong_GB2312" w:eastAsia="FangSong_GB2312" w:hAnsi="FangSong_GB2312" w:cs="FangSong_GB2312" w:hint="eastAsia"/>
                 <w:b/>
                 <w:bCs/>
-                <w:color w:val="FF0000"/>
+                <w:color w:val="000000"/>
                 <w:kern w:val="0"/>
                 <w:sz w:val="24"/>
               </w:rPr>
@@ -1955,7 +2217,7 @@
         </w:tc>
         <w:tc>
           <w:tcPr>
-            <w:tcW w:w="3810" w:type="dxa"/>
+            <w:tcW w:w="5964" w:type="dxa"/>
             <w:tcBorders>
               <w:top w:val="single" w:sz="4" w:space="0" w:color="auto"/>
               <w:left w:val="single" w:sz="4" w:space="0" w:color="auto"/>
@@ -1975,33 +2237,103 @@
               <w:jc w:val="left"/>
               <w:rPr>
                 <w:rFonts w:ascii="FangSong_GB2312" w:eastAsia="FangSong_GB2312" w:hAnsi="FangSong_GB2312" w:cs="FangSong_GB2312"/>
-                <w:kern w:val="0"/>
-                <w:sz w:val="24"/>
-              </w:rPr>
-            </w:pPr>
-            <w:r>
-              <w:rPr>
-                <w:rFonts w:ascii="FangSong_GB2312" w:eastAsia="FangSong_GB2312" w:hAnsi="FangSong_GB2312" w:cs="FangSong_GB2312" w:hint="eastAsia"/>
-                <w:kern w:val="0"/>
-                <w:sz w:val="24"/>
-              </w:rPr>
-              <w:t xml:space="preserve">【教学组织】总结生成艺术与传统图表的分野，预告滚动叙事</w:t>
-            </w:r>
-          </w:p>
-          <w:p>
-            <w:pPr>
-              <w:widowControl/>
-              <w:spacing w:line="400" w:lineRule="exact"/>
-              <w:jc w:val="left"/>
-              <w:rPr>
-                <w:rFonts w:ascii="FangSong_GB2312" w:eastAsia="FangSong_GB2312" w:hAnsi="FangSong_GB2312" w:cs="FangSong_GB2312"/>
-                <w:kern w:val="0"/>
-                <w:sz w:val="24"/>
-              </w:rPr>
-            </w:pPr>
-            <w:r>
-              <w:rPr>
-                <w:rFonts w:ascii="FangSong_GB2312" w:eastAsia="FangSong_GB2312" w:hAnsi="FangSong_GB2312" w:cs="FangSong_GB2312" w:hint="eastAsia"/>
+                <w:color w:val="000000"/>
+                <w:kern w:val="0"/>
+                <w:sz w:val="24"/>
+              </w:rPr>
+            </w:pPr>
+            <w:r>
+              <w:rPr>
+                <w:rFonts w:ascii="FangSong_GB2312" w:eastAsia="FangSong_GB2312" w:hAnsi="FangSong_GB2312" w:cs="FangSong_GB2312" w:hint="eastAsia"/>
+                <w:color w:val="000000"/>
+                <w:kern w:val="0"/>
+                <w:sz w:val="24"/>
+              </w:rPr>
+              <w:t xml:space="preserve">【教学组织】【知识凝练与教学反思】</w:t>
+            </w:r>
+          </w:p>
+          <w:p>
+            <w:pPr>
+              <w:widowControl/>
+              <w:spacing w:line="400" w:lineRule="exact"/>
+              <w:jc w:val="left"/>
+              <w:rPr>
+                <w:rFonts w:ascii="FangSong_GB2312" w:eastAsia="FangSong_GB2312" w:hAnsi="FangSong_GB2312" w:cs="FangSong_GB2312"/>
+                <w:color w:val="000000"/>
+                <w:kern w:val="0"/>
+                <w:sz w:val="24"/>
+              </w:rPr>
+            </w:pPr>
+            <w:r>
+              <w:rPr>
+                <w:rFonts w:ascii="FangSong_GB2312" w:eastAsia="FangSong_GB2312" w:hAnsi="FangSong_GB2312" w:cs="FangSong_GB2312" w:hint="eastAsia"/>
+                <w:color w:val="000000"/>
+                <w:kern w:val="0"/>
+                <w:sz w:val="24"/>
+              </w:rPr>
+              <w:t xml:space="preserve">1. 归纳梳理：总结生成艺术与传统图表的分野，预告滚动叙事</w:t>
+            </w:r>
+          </w:p>
+          <w:p>
+            <w:pPr>
+              <w:widowControl/>
+              <w:spacing w:line="400" w:lineRule="exact"/>
+              <w:jc w:val="left"/>
+              <w:rPr>
+                <w:rFonts w:ascii="FangSong_GB2312" w:eastAsia="FangSong_GB2312" w:hAnsi="FangSong_GB2312" w:cs="FangSong_GB2312"/>
+                <w:color w:val="000000"/>
+                <w:kern w:val="0"/>
+                <w:sz w:val="24"/>
+              </w:rPr>
+            </w:pPr>
+            <w:r>
+              <w:rPr>
+                <w:rFonts w:ascii="FangSong_GB2312" w:eastAsia="FangSong_GB2312" w:hAnsi="FangSong_GB2312" w:cs="FangSong_GB2312" w:hint="eastAsia"/>
+                <w:color w:val="000000"/>
+                <w:kern w:val="0"/>
+                <w:sz w:val="24"/>
+              </w:rPr>
+              <w:t xml:space="preserve">2. 强化记忆：系统性总结本节课核心知识点与技能框架。</w:t>
+            </w:r>
+          </w:p>
+          <w:p>
+            <w:pPr>
+              <w:widowControl/>
+              <w:spacing w:line="400" w:lineRule="exact"/>
+              <w:jc w:val="left"/>
+              <w:rPr>
+                <w:rFonts w:ascii="FangSong_GB2312" w:eastAsia="FangSong_GB2312" w:hAnsi="FangSong_GB2312" w:cs="FangSong_GB2312"/>
+                <w:color w:val="000000"/>
+                <w:kern w:val="0"/>
+                <w:sz w:val="24"/>
+              </w:rPr>
+            </w:pPr>
+            <w:r>
+              <w:rPr>
+                <w:rFonts w:ascii="FangSong_GB2312" w:eastAsia="FangSong_GB2312" w:hAnsi="FangSong_GB2312" w:cs="FangSong_GB2312" w:hint="eastAsia"/>
+                <w:color w:val="000000"/>
+                <w:kern w:val="0"/>
+                <w:sz w:val="24"/>
+              </w:rPr>
+              <w:t xml:space="preserve">3. 布置课后延伸思考与预习任务。</w:t>
+            </w:r>
+          </w:p>
+          <w:p>
+            <w:pPr>
+              <w:widowControl/>
+              <w:spacing w:line="400" w:lineRule="exact"/>
+              <w:jc w:val="left"/>
+              <w:rPr>
+                <w:rFonts w:ascii="FangSong_GB2312" w:eastAsia="FangSong_GB2312" w:hAnsi="FangSong_GB2312" w:cs="FangSong_GB2312"/>
+                <w:color w:val="000000"/>
+                <w:kern w:val="0"/>
+                <w:sz w:val="24"/>
+              </w:rPr>
+            </w:pPr>
+            <w:r>
+              <w:rPr>
+                <w:rFonts w:ascii="FangSong_GB2312" w:eastAsia="FangSong_GB2312" w:hAnsi="FangSong_GB2312" w:cs="FangSong_GB2312" w:hint="eastAsia"/>
+                <w:color w:val="000000"/>
                 <w:kern w:val="0"/>
                 <w:sz w:val="24"/>
               </w:rPr>
@@ -2015,13 +2347,15 @@
               <w:jc w:val="left"/>
               <w:rPr>
                 <w:rFonts w:ascii="FangSong_GB2312" w:eastAsia="FangSong_GB2312" w:hAnsi="FangSong_GB2312" w:cs="FangSong_GB2312"/>
-                <w:kern w:val="0"/>
-                <w:sz w:val="24"/>
-              </w:rPr>
-            </w:pPr>
-            <w:r>
-              <w:rPr>
-                <w:rFonts w:ascii="FangSong_GB2312" w:eastAsia="FangSong_GB2312" w:hAnsi="FangSong_GB2312" w:cs="FangSong_GB2312" w:hint="eastAsia"/>
+                <w:color w:val="000000"/>
+                <w:kern w:val="0"/>
+                <w:sz w:val="24"/>
+              </w:rPr>
+            </w:pPr>
+            <w:r>
+              <w:rPr>
+                <w:rFonts w:ascii="FangSong_GB2312" w:eastAsia="FangSong_GB2312" w:hAnsi="FangSong_GB2312" w:cs="FangSong_GB2312" w:hint="eastAsia"/>
+                <w:color w:val="000000"/>
                 <w:kern w:val="0"/>
                 <w:sz w:val="24"/>
               </w:rPr>
@@ -2094,15 +2428,15 @@
               <w:rPr>
                 <w:rFonts w:ascii="FangSong_GB2312" w:eastAsia="FangSong_GB2312" w:hAnsi="FangSong_GB2312" w:cs="FangSong_GB2312"/>
                 <w:bCs/>
-                <w:color w:val="333333"/>
-                <w:kern w:val="0"/>
-                <w:sz w:val="24"/>
-              </w:rPr>
-            </w:pPr>
-            <w:r>
-              <w:rPr>
-                <w:rFonts w:ascii="FangSong_GB2312" w:eastAsia="FangSong_GB2312" w:hAnsi="FangSong_GB2312" w:cs="FangSong_GB2312" w:hint="eastAsia"/>
-                <w:color w:val="FF0000"/>
+                <w:color w:val="000000"/>
+                <w:kern w:val="0"/>
+                <w:sz w:val="24"/>
+              </w:rPr>
+            </w:pPr>
+            <w:r>
+              <w:rPr>
+                <w:rFonts w:ascii="FangSong_GB2312" w:eastAsia="FangSong_GB2312" w:hAnsi="FangSong_GB2312" w:cs="FangSong_GB2312" w:hint="eastAsia"/>
+                <w:color w:val="000000"/>
                 <w:kern w:val="0"/>
                 <w:sz w:val="24"/>
               </w:rPr>

--- a/信息可视化/Output/教案/教案_第5周_数据情绪与生成艺术.docx
+++ b/信息可视化/Output/教案/教案_第5周_数据情绪与生成艺术.docx
@@ -560,7 +560,7 @@
                 <w:kern w:val="0"/>
                 <w:sz w:val="24"/>
               </w:rPr>
-              <w:t xml:space="preserve">3. 能够通过自然语言建模，灵活驱动 D3 或 ECharts 等高级框架进行复杂交互叙事的生成。支撑课程能力目标（1），对应毕业要求4。</w:t>
+              <w:t xml:space="preserve">3. 能够通过自然语言概念驱动，灵活指挥 AI 引擎运用 D3.js 框架进行复杂交互叙事的生成与视觉定制。支撑课程能力目标（1），对应毕业要求4。</w:t>
             </w:r>
           </w:p>
           <w:p>
@@ -1012,6 +1012,30 @@
               <w:t xml:space="preserve">Munzner Ch8/Ch9 空间数据排布；网络与树的排布</w:t>
             </w:r>
           </w:p>
+          <w:p>
+            <w:pPr>
+              <w:widowControl/>
+              <w:spacing w:before="40" w:after="40" w:line="400" w:lineRule="exact"/>
+              <w:ind w:leftChars="50" w:left="105" w:rightChars="50" w:right="105" w:firstLineChars="200" w:firstLine="480"/>
+              <w:rPr>
+                <w:rFonts w:ascii="FangSong" w:eastAsia="FangSong" w:hAnsi="FangSong" w:cs="FangSong_GB2312"/>
+                <w:bCs/>
+                <w:color w:val="333333"/>
+                <w:kern w:val="0"/>
+                <w:sz w:val="24"/>
+              </w:rPr>
+            </w:pPr>
+            <w:r>
+              <w:rPr>
+                <w:rFonts w:ascii="FangSong" w:eastAsia="FangSong" w:hAnsi="FangSong" w:cs="FangSong_GB2312" w:hint="eastAsia"/>
+                <w:bCs/>
+                <w:color w:val="333333"/>
+                <w:kern w:val="0"/>
+                <w:sz w:val="24"/>
+              </w:rPr>
+              <w:t xml:space="preserve">Scott Ch7/Ch8/Ch13/Ch14 Scales；Axes；Layouts；Geomapping</w:t>
+            </w:r>
+          </w:p>
         </w:tc>
       </w:tr>
       <w:tr>
@@ -1331,7 +1355,7 @@
                 <w:kern w:val="0"/>
                 <w:sz w:val="24"/>
               </w:rPr>
-              <w:t xml:space="preserve">1. 回顾 W04 ECharts/D3 双轨框架，引出超越表格数据的复杂结构</w:t>
+              <w:t xml:space="preserve">1. 回顾 W04 概念驱动 D3 创作的核心经验，引出超越表格数据的复杂结构</w:t>
             </w:r>
           </w:p>
           <w:p>

--- a/信息可视化/Output/教案/教案_第5周_数据情绪与生成艺术.docx
+++ b/信息可视化/Output/教案/教案_第5周_数据情绪与生成艺术.docx
@@ -1335,7 +1335,7 @@
                 <w:kern w:val="0"/>
                 <w:sz w:val="24"/>
               </w:rPr>
-              <w:t xml:space="preserve">【教学组织】【上次课知识回顾】</w:t>
+              <w:t xml:space="preserve">教学组织上次课知识回顾</w:t>
             </w:r>
           </w:p>
           <w:p>
@@ -1395,47 +1395,47 @@
                 <w:kern w:val="0"/>
                 <w:sz w:val="24"/>
               </w:rPr>
-              <w:t xml:space="preserve">【教学方法】理论讲授、生成艺术案例赏析、D3 力导向实操、创意表达实验</w:t>
-            </w:r>
-          </w:p>
-          <w:p>
-            <w:pPr>
-              <w:widowControl/>
-              <w:spacing w:line="400" w:lineRule="exact"/>
-              <w:jc w:val="left"/>
-              <w:rPr>
-                <w:rFonts w:ascii="FangSong_GB2312" w:eastAsia="FangSong_GB2312" w:hAnsi="FangSong_GB2312" w:cs="FangSong_GB2312"/>
-                <w:kern w:val="0"/>
-                <w:sz w:val="24"/>
-              </w:rPr>
-            </w:pPr>
-            <w:r>
-              <w:rPr>
-                <w:rFonts w:ascii="FangSong_GB2312" w:eastAsia="FangSong_GB2312" w:hAnsi="FangSong_GB2312" w:cs="FangSong_GB2312" w:hint="eastAsia"/>
-                <w:kern w:val="0"/>
-                <w:sz w:val="24"/>
-              </w:rPr>
-              <w:t xml:space="preserve">【时间安排】约10分钟（0.2理论学时）</w:t>
-            </w:r>
-          </w:p>
-          <w:p>
-            <w:pPr>
-              <w:widowControl/>
-              <w:spacing w:line="400" w:lineRule="exact"/>
-              <w:jc w:val="left"/>
-              <w:rPr>
-                <w:rFonts w:ascii="FangSong_GB2312" w:eastAsia="FangSong_GB2312" w:hAnsi="FangSong_GB2312" w:cs="FangSong_GB2312"/>
-                <w:kern w:val="0"/>
-                <w:sz w:val="24"/>
-              </w:rPr>
-            </w:pPr>
-            <w:r>
-              <w:rPr>
-                <w:rFonts w:ascii="FangSong_GB2312" w:eastAsia="FangSong_GB2312" w:hAnsi="FangSong_GB2312" w:cs="FangSong_GB2312" w:hint="eastAsia"/>
-                <w:kern w:val="0"/>
-                <w:sz w:val="24"/>
-              </w:rPr>
-              <w:t xml:space="preserve">【课堂思考】</w:t>
+              <w:t xml:space="preserve">教学方法理论讲授、生成艺术案例赏析、D3 力导向实操、创意表达实验</w:t>
+            </w:r>
+          </w:p>
+          <w:p>
+            <w:pPr>
+              <w:widowControl/>
+              <w:spacing w:line="400" w:lineRule="exact"/>
+              <w:jc w:val="left"/>
+              <w:rPr>
+                <w:rFonts w:ascii="FangSong_GB2312" w:eastAsia="FangSong_GB2312" w:hAnsi="FangSong_GB2312" w:cs="FangSong_GB2312"/>
+                <w:kern w:val="0"/>
+                <w:sz w:val="24"/>
+              </w:rPr>
+            </w:pPr>
+            <w:r>
+              <w:rPr>
+                <w:rFonts w:ascii="FangSong_GB2312" w:eastAsia="FangSong_GB2312" w:hAnsi="FangSong_GB2312" w:cs="FangSong_GB2312" w:hint="eastAsia"/>
+                <w:kern w:val="0"/>
+                <w:sz w:val="24"/>
+              </w:rPr>
+              <w:t xml:space="preserve">时间安排约10分钟（0.2理论学时）</w:t>
+            </w:r>
+          </w:p>
+          <w:p>
+            <w:pPr>
+              <w:widowControl/>
+              <w:spacing w:line="400" w:lineRule="exact"/>
+              <w:jc w:val="left"/>
+              <w:rPr>
+                <w:rFonts w:ascii="FangSong_GB2312" w:eastAsia="FangSong_GB2312" w:hAnsi="FangSong_GB2312" w:cs="FangSong_GB2312"/>
+                <w:kern w:val="0"/>
+                <w:sz w:val="24"/>
+              </w:rPr>
+            </w:pPr>
+            <w:r>
+              <w:rPr>
+                <w:rFonts w:ascii="FangSong_GB2312" w:eastAsia="FangSong_GB2312" w:hAnsi="FangSong_GB2312" w:cs="FangSong_GB2312" w:hint="eastAsia"/>
+                <w:kern w:val="0"/>
+                <w:sz w:val="24"/>
+              </w:rPr>
+              <w:t xml:space="preserve">课堂思考</w:t>
             </w:r>
           </w:p>
         </w:tc>
@@ -1532,7 +1532,7 @@
                 <w:kern w:val="0"/>
                 <w:sz w:val="24"/>
               </w:rPr>
-              <w:t xml:space="preserve">【教学组织】【课程情境导入】</w:t>
+              <w:t xml:space="preserve">教学组织课程情境导入</w:t>
             </w:r>
           </w:p>
           <w:p>
@@ -1612,47 +1612,47 @@
                 <w:kern w:val="0"/>
                 <w:sz w:val="24"/>
               </w:rPr>
-              <w:t xml:space="preserve">【教学方法】理论讲授、生成艺术案例赏析、D3 力导向实操、创意表达实验</w:t>
-            </w:r>
-          </w:p>
-          <w:p>
-            <w:pPr>
-              <w:widowControl/>
-              <w:spacing w:line="400" w:lineRule="exact"/>
-              <w:jc w:val="left"/>
-              <w:rPr>
-                <w:rFonts w:ascii="FangSong_GB2312" w:eastAsia="FangSong_GB2312" w:hAnsi="FangSong_GB2312" w:cs="FangSong_GB2312"/>
-                <w:kern w:val="0"/>
-                <w:sz w:val="24"/>
-              </w:rPr>
-            </w:pPr>
-            <w:r>
-              <w:rPr>
-                <w:rFonts w:ascii="FangSong_GB2312" w:eastAsia="FangSong_GB2312" w:hAnsi="FangSong_GB2312" w:cs="FangSong_GB2312" w:hint="eastAsia"/>
-                <w:kern w:val="0"/>
-                <w:sz w:val="24"/>
-              </w:rPr>
-              <w:t xml:space="preserve">【时间安排】约15分钟（0.3理论学时）</w:t>
-            </w:r>
-          </w:p>
-          <w:p>
-            <w:pPr>
-              <w:widowControl/>
-              <w:spacing w:line="400" w:lineRule="exact"/>
-              <w:jc w:val="left"/>
-              <w:rPr>
-                <w:rFonts w:ascii="FangSong_GB2312" w:eastAsia="FangSong_GB2312" w:hAnsi="FangSong_GB2312" w:cs="FangSong_GB2312"/>
-                <w:kern w:val="0"/>
-                <w:sz w:val="24"/>
-              </w:rPr>
-            </w:pPr>
-            <w:r>
-              <w:rPr>
-                <w:rFonts w:ascii="FangSong_GB2312" w:eastAsia="FangSong_GB2312" w:hAnsi="FangSong_GB2312" w:cs="FangSong_GB2312" w:hint="eastAsia"/>
-                <w:kern w:val="0"/>
-                <w:sz w:val="24"/>
-              </w:rPr>
-              <w:t xml:space="preserve">【课堂思考】</w:t>
+              <w:t xml:space="preserve">教学方法理论讲授、生成艺术案例赏析、D3 力导向实操、创意表达实验</w:t>
+            </w:r>
+          </w:p>
+          <w:p>
+            <w:pPr>
+              <w:widowControl/>
+              <w:spacing w:line="400" w:lineRule="exact"/>
+              <w:jc w:val="left"/>
+              <w:rPr>
+                <w:rFonts w:ascii="FangSong_GB2312" w:eastAsia="FangSong_GB2312" w:hAnsi="FangSong_GB2312" w:cs="FangSong_GB2312"/>
+                <w:kern w:val="0"/>
+                <w:sz w:val="24"/>
+              </w:rPr>
+            </w:pPr>
+            <w:r>
+              <w:rPr>
+                <w:rFonts w:ascii="FangSong_GB2312" w:eastAsia="FangSong_GB2312" w:hAnsi="FangSong_GB2312" w:cs="FangSong_GB2312" w:hint="eastAsia"/>
+                <w:kern w:val="0"/>
+                <w:sz w:val="24"/>
+              </w:rPr>
+              <w:t xml:space="preserve">时间安排约15分钟（0.3理论学时）</w:t>
+            </w:r>
+          </w:p>
+          <w:p>
+            <w:pPr>
+              <w:widowControl/>
+              <w:spacing w:line="400" w:lineRule="exact"/>
+              <w:jc w:val="left"/>
+              <w:rPr>
+                <w:rFonts w:ascii="FangSong_GB2312" w:eastAsia="FangSong_GB2312" w:hAnsi="FangSong_GB2312" w:cs="FangSong_GB2312"/>
+                <w:kern w:val="0"/>
+                <w:sz w:val="24"/>
+              </w:rPr>
+            </w:pPr>
+            <w:r>
+              <w:rPr>
+                <w:rFonts w:ascii="FangSong_GB2312" w:eastAsia="FangSong_GB2312" w:hAnsi="FangSong_GB2312" w:cs="FangSong_GB2312" w:hint="eastAsia"/>
+                <w:kern w:val="0"/>
+                <w:sz w:val="24"/>
+              </w:rPr>
+              <w:t xml:space="preserve">课堂思考</w:t>
             </w:r>
           </w:p>
         </w:tc>
@@ -1756,7 +1756,7 @@
                 <w:kern w:val="0"/>
                 <w:sz w:val="24"/>
               </w:rPr>
-              <w:t xml:space="preserve">【教学组织】【核心理论与技能解析】</w:t>
+              <w:t xml:space="preserve">教学组织核心理论与技能解析</w:t>
             </w:r>
           </w:p>
           <w:p>
@@ -1856,67 +1856,67 @@
                 <w:kern w:val="0"/>
                 <w:sz w:val="24"/>
               </w:rPr>
-              <w:t xml:space="preserve">【教学方法】理论讲授、生成艺术案例赏析、D3 力导向实操、创意表达实验</w:t>
-            </w:r>
-          </w:p>
-          <w:p>
-            <w:pPr>
-              <w:widowControl/>
-              <w:spacing w:line="400" w:lineRule="exact"/>
-              <w:jc w:val="left"/>
-              <w:rPr>
-                <w:rFonts w:ascii="FangSong_GB2312" w:eastAsia="FangSong_GB2312" w:hAnsi="FangSong_GB2312" w:cs="FangSong_GB2312"/>
-                <w:kern w:val="0"/>
-                <w:sz w:val="24"/>
-              </w:rPr>
-            </w:pPr>
-            <w:r>
-              <w:rPr>
-                <w:rFonts w:ascii="FangSong_GB2312" w:eastAsia="FangSong_GB2312" w:hAnsi="FangSong_GB2312" w:cs="FangSong_GB2312" w:hint="eastAsia"/>
-                <w:kern w:val="0"/>
-                <w:sz w:val="24"/>
-              </w:rPr>
-              <w:t xml:space="preserve">【时间安排】约65分钟（1.5理论学时）</w:t>
-            </w:r>
-          </w:p>
-          <w:p>
-            <w:pPr>
-              <w:widowControl/>
-              <w:spacing w:line="400" w:lineRule="exact"/>
-              <w:jc w:val="left"/>
-              <w:rPr>
-                <w:rFonts w:ascii="FangSong_GB2312" w:eastAsia="FangSong_GB2312" w:hAnsi="FangSong_GB2312" w:cs="FangSong_GB2312"/>
-                <w:kern w:val="0"/>
-                <w:sz w:val="24"/>
-              </w:rPr>
-            </w:pPr>
-            <w:r>
-              <w:rPr>
-                <w:rFonts w:ascii="FangSong_GB2312" w:eastAsia="FangSong_GB2312" w:hAnsi="FangSong_GB2312" w:cs="FangSong_GB2312" w:hint="eastAsia"/>
-                <w:kern w:val="0"/>
-                <w:sz w:val="24"/>
-              </w:rPr>
-              <w:t xml:space="preserve">【课堂思考】</w:t>
-            </w:r>
-          </w:p>
-          <w:p>
-            <w:pPr>
-              <w:widowControl/>
-              <w:spacing w:line="400" w:lineRule="exact"/>
-              <w:jc w:val="left"/>
-              <w:rPr>
-                <w:rFonts w:ascii="FangSong_GB2312" w:eastAsia="FangSong_GB2312" w:hAnsi="FangSong_GB2312" w:cs="FangSong_GB2312"/>
-                <w:kern w:val="0"/>
-                <w:sz w:val="24"/>
-              </w:rPr>
-            </w:pPr>
-            <w:r>
-              <w:rPr>
-                <w:rFonts w:ascii="FangSong_GB2312" w:eastAsia="FangSong_GB2312" w:hAnsi="FangSong_GB2312" w:cs="FangSong_GB2312" w:hint="eastAsia"/>
-                <w:kern w:val="0"/>
-                <w:sz w:val="24"/>
-              </w:rPr>
-              <w:t xml:space="preserve">【课程思政融入点】结合中国社会网络与文化传播研究案例，探讨数据艺术的社会责任</w:t>
+              <w:t xml:space="preserve">教学方法理论讲授、生成艺术案例赏析、D3 力导向实操、创意表达实验</w:t>
+            </w:r>
+          </w:p>
+          <w:p>
+            <w:pPr>
+              <w:widowControl/>
+              <w:spacing w:line="400" w:lineRule="exact"/>
+              <w:jc w:val="left"/>
+              <w:rPr>
+                <w:rFonts w:ascii="FangSong_GB2312" w:eastAsia="FangSong_GB2312" w:hAnsi="FangSong_GB2312" w:cs="FangSong_GB2312"/>
+                <w:kern w:val="0"/>
+                <w:sz w:val="24"/>
+              </w:rPr>
+            </w:pPr>
+            <w:r>
+              <w:rPr>
+                <w:rFonts w:ascii="FangSong_GB2312" w:eastAsia="FangSong_GB2312" w:hAnsi="FangSong_GB2312" w:cs="FangSong_GB2312" w:hint="eastAsia"/>
+                <w:kern w:val="0"/>
+                <w:sz w:val="24"/>
+              </w:rPr>
+              <w:t xml:space="preserve">时间安排约65分钟（1.5理论学时）</w:t>
+            </w:r>
+          </w:p>
+          <w:p>
+            <w:pPr>
+              <w:widowControl/>
+              <w:spacing w:line="400" w:lineRule="exact"/>
+              <w:jc w:val="left"/>
+              <w:rPr>
+                <w:rFonts w:ascii="FangSong_GB2312" w:eastAsia="FangSong_GB2312" w:hAnsi="FangSong_GB2312" w:cs="FangSong_GB2312"/>
+                <w:kern w:val="0"/>
+                <w:sz w:val="24"/>
+              </w:rPr>
+            </w:pPr>
+            <w:r>
+              <w:rPr>
+                <w:rFonts w:ascii="FangSong_GB2312" w:eastAsia="FangSong_GB2312" w:hAnsi="FangSong_GB2312" w:cs="FangSong_GB2312" w:hint="eastAsia"/>
+                <w:kern w:val="0"/>
+                <w:sz w:val="24"/>
+              </w:rPr>
+              <w:t xml:space="preserve">课堂思考</w:t>
+            </w:r>
+          </w:p>
+          <w:p>
+            <w:pPr>
+              <w:widowControl/>
+              <w:spacing w:line="400" w:lineRule="exact"/>
+              <w:jc w:val="left"/>
+              <w:rPr>
+                <w:rFonts w:ascii="FangSong_GB2312" w:eastAsia="FangSong_GB2312" w:hAnsi="FangSong_GB2312" w:cs="FangSong_GB2312"/>
+                <w:kern w:val="0"/>
+                <w:sz w:val="24"/>
+              </w:rPr>
+            </w:pPr>
+            <w:r>
+              <w:rPr>
+                <w:rFonts w:ascii="FangSong_GB2312" w:eastAsia="FangSong_GB2312" w:hAnsi="FangSong_GB2312" w:cs="FangSong_GB2312" w:hint="eastAsia"/>
+                <w:kern w:val="0"/>
+                <w:sz w:val="24"/>
+              </w:rPr>
+              <w:t xml:space="preserve">课程思政融入点结合中国社会网络与文化传播研究案例，探讨数据艺术的社会责任</w:t>
             </w:r>
           </w:p>
         </w:tc>
@@ -2029,7 +2029,7 @@
                 <w:kern w:val="0"/>
                 <w:sz w:val="24"/>
               </w:rPr>
-              <w:t xml:space="preserve">【教学组织】【课堂实践与操作训练】</w:t>
+              <w:t xml:space="preserve">教学组织课堂实践与操作训练</w:t>
             </w:r>
           </w:p>
           <w:p>
@@ -2117,51 +2117,51 @@
                 <w:kern w:val="0"/>
                 <w:sz w:val="24"/>
               </w:rPr>
-              <w:t xml:space="preserve">【教学方法】理论讲授、生成艺术案例赏析、D3 力导向实操、创意表达实验</w:t>
-            </w:r>
-          </w:p>
-          <w:p>
-            <w:pPr>
-              <w:widowControl/>
-              <w:spacing w:line="400" w:lineRule="exact"/>
-              <w:jc w:val="left"/>
-              <w:rPr>
-                <w:rFonts w:ascii="FangSong_GB2312" w:eastAsia="FangSong_GB2312" w:hAnsi="FangSong_GB2312" w:cs="FangSong_GB2312"/>
-                <w:color w:val="000000"/>
-                <w:kern w:val="0"/>
-                <w:sz w:val="24"/>
-              </w:rPr>
-            </w:pPr>
-            <w:r>
-              <w:rPr>
-                <w:rFonts w:ascii="FangSong_GB2312" w:eastAsia="FangSong_GB2312" w:hAnsi="FangSong_GB2312" w:cs="FangSong_GB2312" w:hint="eastAsia"/>
-                <w:color w:val="000000"/>
-                <w:kern w:val="0"/>
-                <w:sz w:val="24"/>
-              </w:rPr>
-              <w:t xml:space="preserve">【时间安排】约120分钟（2.7实践学时）</w:t>
-            </w:r>
-          </w:p>
-          <w:p>
-            <w:pPr>
-              <w:widowControl/>
-              <w:spacing w:line="400" w:lineRule="exact"/>
-              <w:jc w:val="left"/>
-              <w:rPr>
-                <w:rFonts w:ascii="FangSong_GB2312" w:eastAsia="FangSong_GB2312" w:hAnsi="FangSong_GB2312" w:cs="FangSong_GB2312"/>
-                <w:color w:val="000000"/>
-                <w:kern w:val="0"/>
-                <w:sz w:val="24"/>
-              </w:rPr>
-            </w:pPr>
-            <w:r>
-              <w:rPr>
-                <w:rFonts w:ascii="FangSong_GB2312" w:eastAsia="FangSong_GB2312" w:hAnsi="FangSong_GB2312" w:cs="FangSong_GB2312" w:hint="eastAsia"/>
-                <w:color w:val="000000"/>
-                <w:kern w:val="0"/>
-                <w:sz w:val="24"/>
-              </w:rPr>
-              <w:t xml:space="preserve">【课堂思考】</w:t>
+              <w:t xml:space="preserve">教学方法理论讲授、生成艺术案例赏析、D3 力导向实操、创意表达实验</w:t>
+            </w:r>
+          </w:p>
+          <w:p>
+            <w:pPr>
+              <w:widowControl/>
+              <w:spacing w:line="400" w:lineRule="exact"/>
+              <w:jc w:val="left"/>
+              <w:rPr>
+                <w:rFonts w:ascii="FangSong_GB2312" w:eastAsia="FangSong_GB2312" w:hAnsi="FangSong_GB2312" w:cs="FangSong_GB2312"/>
+                <w:color w:val="000000"/>
+                <w:kern w:val="0"/>
+                <w:sz w:val="24"/>
+              </w:rPr>
+            </w:pPr>
+            <w:r>
+              <w:rPr>
+                <w:rFonts w:ascii="FangSong_GB2312" w:eastAsia="FangSong_GB2312" w:hAnsi="FangSong_GB2312" w:cs="FangSong_GB2312" w:hint="eastAsia"/>
+                <w:color w:val="000000"/>
+                <w:kern w:val="0"/>
+                <w:sz w:val="24"/>
+              </w:rPr>
+              <w:t xml:space="preserve">时间安排约120分钟（2.7实践学时）</w:t>
+            </w:r>
+          </w:p>
+          <w:p>
+            <w:pPr>
+              <w:widowControl/>
+              <w:spacing w:line="400" w:lineRule="exact"/>
+              <w:jc w:val="left"/>
+              <w:rPr>
+                <w:rFonts w:ascii="FangSong_GB2312" w:eastAsia="FangSong_GB2312" w:hAnsi="FangSong_GB2312" w:cs="FangSong_GB2312"/>
+                <w:color w:val="000000"/>
+                <w:kern w:val="0"/>
+                <w:sz w:val="24"/>
+              </w:rPr>
+            </w:pPr>
+            <w:r>
+              <w:rPr>
+                <w:rFonts w:ascii="FangSong_GB2312" w:eastAsia="FangSong_GB2312" w:hAnsi="FangSong_GB2312" w:cs="FangSong_GB2312" w:hint="eastAsia"/>
+                <w:color w:val="000000"/>
+                <w:kern w:val="0"/>
+                <w:sz w:val="24"/>
+              </w:rPr>
+              <w:t xml:space="preserve">课堂思考</w:t>
             </w:r>
           </w:p>
         </w:tc>
@@ -2273,7 +2273,7 @@
                 <w:kern w:val="0"/>
                 <w:sz w:val="24"/>
               </w:rPr>
-              <w:t xml:space="preserve">【教学组织】【知识凝练与教学反思】</w:t>
+              <w:t xml:space="preserve">教学组织知识凝练与教学反思</w:t>
             </w:r>
           </w:p>
           <w:p>
@@ -2361,29 +2361,29 @@
                 <w:kern w:val="0"/>
                 <w:sz w:val="24"/>
               </w:rPr>
-              <w:t xml:space="preserve">【时间安排】约15分钟（0.3实践学时）</w:t>
-            </w:r>
-          </w:p>
-          <w:p>
-            <w:pPr>
-              <w:widowControl/>
-              <w:spacing w:line="400" w:lineRule="exact"/>
-              <w:jc w:val="left"/>
-              <w:rPr>
-                <w:rFonts w:ascii="FangSong_GB2312" w:eastAsia="FangSong_GB2312" w:hAnsi="FangSong_GB2312" w:cs="FangSong_GB2312"/>
-                <w:color w:val="000000"/>
-                <w:kern w:val="0"/>
-                <w:sz w:val="24"/>
-              </w:rPr>
-            </w:pPr>
-            <w:r>
-              <w:rPr>
-                <w:rFonts w:ascii="FangSong_GB2312" w:eastAsia="FangSong_GB2312" w:hAnsi="FangSong_GB2312" w:cs="FangSong_GB2312" w:hint="eastAsia"/>
-                <w:color w:val="000000"/>
-                <w:kern w:val="0"/>
-                <w:sz w:val="24"/>
-              </w:rPr>
-              <w:t xml:space="preserve">【课程回顾与反思】</w:t>
+              <w:t xml:space="preserve">时间安排约15分钟（0.3实践学时）</w:t>
+            </w:r>
+          </w:p>
+          <w:p>
+            <w:pPr>
+              <w:widowControl/>
+              <w:spacing w:line="400" w:lineRule="exact"/>
+              <w:jc w:val="left"/>
+              <w:rPr>
+                <w:rFonts w:ascii="FangSong_GB2312" w:eastAsia="FangSong_GB2312" w:hAnsi="FangSong_GB2312" w:cs="FangSong_GB2312"/>
+                <w:color w:val="000000"/>
+                <w:kern w:val="0"/>
+                <w:sz w:val="24"/>
+              </w:rPr>
+            </w:pPr>
+            <w:r>
+              <w:rPr>
+                <w:rFonts w:ascii="FangSong_GB2312" w:eastAsia="FangSong_GB2312" w:hAnsi="FangSong_GB2312" w:cs="FangSong_GB2312" w:hint="eastAsia"/>
+                <w:color w:val="000000"/>
+                <w:kern w:val="0"/>
+                <w:sz w:val="24"/>
+              </w:rPr>
+              <w:t xml:space="preserve">课程回顾与反思</w:t>
             </w:r>
           </w:p>
         </w:tc>
